--- a/example_articles/countries/Germany/1.countries_Germany_New_York_Times.docx
+++ b/example_articles/countries/Germany/1.countries_Germany_New_York_Times.docx
@@ -29,17 +29,17 @@
     </w:p>
     <w:p>
       <w:r>
-        <w:t>Source File: NYT/32.DOCX</w:t>
+        <w:t>Source file: NYT/32.DOCX</w:t>
       </w:r>
     </w:p>
     <w:p>
       <w:r>
-        <w:t>Raw locations result: ['East Germany', 'Leipzig']</w:t>
+        <w:t>Raw locations result, 'locations': ['East Germany', 'Leipzig']</w:t>
       </w:r>
     </w:p>
     <w:p>
       <w:r>
-        <w:t>countries_stand_flat (Standardized): Germany</w:t>
+        <w:t>Standardized locations result, 'countries_stand_flat': Germany</w:t>
       </w:r>
     </w:p>
     <w:p>

--- a/example_articles/countries/Germany/1.countries_Germany_New_York_Times.docx
+++ b/example_articles/countries/Germany/1.countries_Germany_New_York_Times.docx
@@ -7,9 +7,7 @@
         <w:pStyle w:val="Heading1"/>
       </w:pPr>
       <w:r>
-        <w:t>Review/Television;</w:t>
-        <w:br/>
-        <w:t>From Mexico South, a Changing Postwar World</w:t>
+        <w:t>THE FUHRER'S RIGHT-HAND MAN</w:t>
       </w:r>
     </w:p>
     <w:p>
@@ -19,22 +17,22 @@
     </w:p>
     <w:p>
       <w:r>
-        <w:t>Date: 1993-01-04</w:t>
+        <w:t>Date: 1990-02-11</w:t>
       </w:r>
     </w:p>
     <w:p>
       <w:r>
-        <w:t>Section: Section C;; Section C; Page 16; Column 3; Cultural Desk; Column 3;; Review</w:t>
+        <w:t>Section: Section 7; Page 8, Column 1; Book Review Desk; Review</w:t>
       </w:r>
     </w:p>
     <w:p>
       <w:r>
-        <w:t>Source file: NYT/32.DOCX</w:t>
+        <w:t>Source file: NYT/51.DOCX</w:t>
       </w:r>
     </w:p>
     <w:p>
       <w:r>
-        <w:t>Raw locations result, 'locations': ['East Germany', 'Leipzig']</w:t>
+        <w:t>Raw locations result, 'locations': ['Germany']</w:t>
       </w:r>
     </w:p>
     <w:p>
@@ -51,33 +49,51 @@
     </w:p>
     <w:p>
       <w:r>
-        <w:t>"Americas" draws attention to the problems and promises of the area from Mexico to the Malvinas, which is now supplying the United States with what will soon be its largest minority. The 10-part series, arranged more or less by theme and country, offers serviceable accounts of the region's post-World War II history, largely through the eyes of people directly affected.</w:t>
+        <w:t>THE KNIGHT, DEATH AND THE DEVIL</w:t>
         <w:br/>
-        <w:t>The first hour of tonight's two-hour opener focuses especially on the shake-up in Argentina's traditional class structure by the Peronista phenomenon, which took power from the long-dominant landowners and established a political base among the growing working class.</w:t>
+        <w:t>By Ella Leffland.</w:t>
         <w:br/>
-        <w:t>The straightforward if somewhat stiff narration, read by Raul Julia, is abetted by well-chosen newsreels. But the program's freshest material comes from individuals like the landowner who laments the loss of the Argentina that was "one big family."</w:t>
+        <w:t>718 pp. New York:</w:t>
         <w:br/>
-        <w:t>The right-wing military repression of the 1970's is made vivid through the memories of women whose parents were among "the disappeared," those who were rounded up by security forces in what came to be known as the dirty war, and were never heard from again.</w:t>
+        <w:t>William Morrow &amp; Company. $22.95.</w:t>
         <w:br/>
-        <w:t>One officer, Gen. Mario Menendez, defends the operation as essential for putting down left-wing guerrillas, although he concedes that what he calls mistakes were probably made. Gen. Menendez returns to tell of leading the forces that were routed by the British in Argentina's Falkland Islands adventure in 1982, which helped bring down the military power in Buenos Aires. Another mistake.</w:t>
+        <w:t>Ella Leffland wrote this engrossing novel under Albert Speer's cold, cagey imprimatur. ''This is what you are trying to work out with your writer's sensibility,'' he told Ms. Leffland when she spoke to him about the baroque excesses and contradictions of Hermann Goring's life. ''I think the novelist's way is the most reasonable approach.''</w:t>
         <w:br/>
-        <w:t>The second hour covers Brazil's transformation in recent decades from economic miracle to economic disaster area. Tumultuous years are seen from the points of view of a union leader, a military officer and a former Finance Minister, among others.</w:t>
+        <w:t>Goring's life overflowed with the sorts of ironies novelists like to work in. The assured and handsome young war ace who takes over the Red Baron's squadron on the Western Front in World War I later becomes the impotent chief of the Luftwaffe who cannot protect his cities from storms of fire. The disenchanted war hero, captivated by a beer-cellar speech from the lips of a working-class demagogue named Hitler, is condemned to death by that same voice in the last days of World War II. While cities burn and old and young are reduced to dust, Goring hunts boar, sifts continuously through little velvet bags of gemstones with his fingers, fondles the pet lion that wanders among the paintings in his great villa.</w:t>
         <w:br/>
-        <w:t>Next week, the subject is the immense migration in the area, with the focus on Mexico. And in subsequent weeks, the series sweeps across Haiti, Chile, Cuba, Nicaragua, El Salvador, Colombia, Peru and other countries, ending up with looks at the Mexican-Americans in California and people from Latin America and the Caribbean in New York City and Miami.</w:t>
+        <w:t>Then, if further touches are needed, the mansion is named Carinhall in remembrance of his first wife. In its halls, his second wife moves in reverent acquiescence to the dominant notion of the house - that Carin, lying in a mausoleum in the garden, will always have primacy in the soul of Unser Hermann, the Reichsmarschall.</w:t>
         <w:br/>
-        <w:t>The series is light on ideology, except for a natural bent toward democracy. Combining the color of a travelogue with some analysis of political, social and economic transformations, "Americas" offers viewers in the United States a perspective on what must often seem to be incomprehensible commotions to the south.</w:t>
+        <w:t>Finally, there is Goring's addiction to narcotics, beginning with morphine he received during the treatment of the near fatal wounds acquired in the first rank of Hitler's doomed Munich putsch in 1924. He beats the monster cold turkey in a Swedish sanitarium, but then succumbs again years later when, as one of Germany's leaders and nearly too busy to take time to have his teeth attended to, he accepts some painkillers from a Berlin dentist.</w:t>
+        <w:br/>
+        <w:t>Dope will color all his decisions, all his dealings with generals and power brokers. It will betray him into taking an increasingly desultory hand in influencing Hitler and governing the direction of Germany, its economy and its war. At last, in 1946, under unrelenting surveillance in prison in Nuremberg and expecting to be hanged at midnight as a war criminal, he bites into the final oblivion, a cyanide capsule he has kept concealed within his body, and surges away out of reach of his judges.</w:t>
+        <w:br/>
+        <w:t>Research alone does not make a book. But the reader is aware of the authoritative quality of Ms. Leffland's writing. Besides all the primary and secondary sources, and all the intimately researched backgrounds, she draws on her interviews with Adolf Galland, commander of fighter forces under Goring; with Klaus Riegele, Goring's nephew; with various aged people who had known Goring in the home of his youth at the village of Veldenstein in Prussia; and with Goring's old bodyguard Werner Hohmann.</w:t>
+        <w:br/>
+        <w:t>This authority, and Ms. Leffland's narrative energy in handling the Goring enigma, carry the novel and make it a considerable success. It is as if her velocity as a narrator sweeps the book's faults along in her wake and tends to lose them in the substantial dust of her passage. It would be nice to say that it loses them entirely, but that is not the truth.</w:t>
+        <w:br/>
+        <w:t>As if Ms. Leffland believes we need reminding that characters are speaking or thinking German, the people of her novel too often begin sentences like television mini-series Germans with the prescriptive ''Ja,'' ''Nein'' or ''Danke.'' ''Ja, we want peace, but we want something else too.'' ''Ja, interesting, the Ambassador said to himself.'' More important, to move the tale along, she has to resort to wooden commentary far removed from the bite the novel is meant to deliver, the truth beyond the mere documentary truth. ''Certainly he wanted Austria to go National Socialist, but he would see to that by continuing to back the Austrian National Socialists.''</w:t>
+        <w:br/>
+        <w:t>And the Goring we meet is often the seen-from-the-outside public figure of biography rather than an intimately measured and illuminated figure of fiction. Scenes between Goring and his second wife, Emmy, have the feel of publicly observed and trite domestic joy. It is as if no shadow from other directions, from Goring's drug taking and gourmandising, or even from Emmy's friendship with the Jewish actress Rose Korwan, falls over the marriage bed.</w:t>
+        <w:br/>
+        <w:t>Likewise, we hear from other characters that Goring has accumulated a fortune by buying forfeited properties cheaply. But we do not experience the shifts of reason and emotion that make it possible for an aristocrat, a self-perceived man of honor - his ideal the steady and impermeable German knight portrayed by Durer in the picture that gives the novel its title - to grow so outrageously venal. Ms. Leffland explains in an afterword that she has taken fictional liberties with some of the lesser characters, but something seems to hold her back from making plausible fictional guesses about the main ones.</w:t>
+        <w:br/>
+        <w:t>But what she has delivered is still a rich and satisfying work. Among other things, she gives us a credible sense of why Nazism inflamed so many imaginations. We feel with Goring and others the drag of that dark seduction, the sense of ''entrance to something extraordinary, something absolutely new and breathtakingly alive.'' Ms. Leffland's handling of such Nazi dramas as the creepy reconciliation of randy Dr. Goebbels, Minister for Propaganda, and his wife, Magda - a couple ''lodged deeper than ever in the core of the mythos'' - is impeccable.</w:t>
+        <w:br/>
+        <w:t>And, as related by Ms. Leffland, the connection between Hitler, the hard-nosed plebe, and Hermann the knight is consistently ambiguous and always fascinating. Hitler declared Goring his successor, trusting the future to him. But he could never bring himself to give him as much of the present as Goring wanted and could have expected. He let other and less beloved men such as Ernst Rohm, Albert Speer, Heinrich Himmler and Erhard Milch take jobs and portions of power - military, executive, economic - that Goring looked to retain. It seemed that Hitler was somewhat aware that there was something in his own aura that made Goring tell him ecstatic lies. Many of the crucial lies were about aircraft production and about what the Luftwaffe could do (Yes, they can destroy the Royal Air Force and the English cities, whichever you choose; yes, they can manage the Stalingrad airlift and save the German Army there). Yet, as Goring's credit fell, his knightly devotion to Hitler, and the power of the oath he had taken to him, seemed to remain constant.</w:t>
+        <w:br/>
+        <w:t>Ms. Leffland largely succeeds therefore in the mandate left-handedly given her by Speer. She goes a large distance in giving us the resonance of the Goring life. Those who have spent either much or little time looking at this era will be fascinated by the richness of the picture and the authenticity of this massive work.</w:t>
         <w:br/>
         <w:t xml:space="preserve"> </w:t>
         <w:br/>
-        <w:t>AMERICAS</w:t>
+        <w:t>'HERMANN, WHY AREN'T WE BOMBING LONDON?'</w:t>
         <w:br/>
-        <w:t>PBS, tonight at 9.</w:t>
+        <w:t xml:space="preserve"> Goring was at Carinhall when he received the Fuhrer's order to bomb residential London. . . . Afterward, he said dejectedly to his wife, ''In Berlin the people have been shouting after me, 'What's going on, Hermann? Why aren't we bombing London?' But I . . . believed that if we didn't reply, the British would realize it's useless to drop bombs on cities.'' . . . ''But why have they begun doing it in the first place?'' she asked. . . . ''Because of stupidity. Not theirs, ours. Some bombers were directed at sector stations at the outer edge of London, and a couple strayed off their course. . . . And Churchill knows it, he knows it was an error! . . . I say we must stick to our policy and not retaliate.'' . . . Nevertheless, on September 7, when the attack on London was to commence, the Reichsmarschall . . . looked out at the glittering sea, up at the clear sky. . . . Gradually there came a roar from above and . . . the blue of the sky was literally blotted out until the great winged armada had finally passed on.</w:t>
         <w:br/>
-        <w:t>(Channels 13 and 49 in New York.)</w:t>
+        <w:t>The next day, Goring . . . telephoned Hitler at the Obersalzberg: ''It will be a matter of only a few days, mein Fuhrer.''</w:t>
         <w:br/>
         <w:t xml:space="preserve"> </w:t>
         <w:br/>
-        <w:t>The first two parts of a 10-part documentary series produced by WGBH Boston and Central Television Enterprises for Channel 4, United Kingdom; Judith Vecchione, executive producer; Raul Julia, narrator.</w:t>
+        <w:t>From ''The Knight, Death and the Devil.''</w:t>
         <w:br/>
         <w:br/>
         <w:t>Graphic</w:t>
@@ -85,7 +101,7 @@
         <w:br/>
         <w:t xml:space="preserve"> </w:t>
         <w:br/>
-        <w:t>Photo: The streets of Mexico City, from "Continent on the Move," a segment in the 10-part series "Americas." (Robert Frerck/Odyssey Productions)</w:t>
+        <w:t>Draiwng of Hermann Goring (Mark Summers)</w:t>
       </w:r>
     </w:p>
     <w:sectPr>

--- a/example_articles/countries/Germany/1.countries_Germany_New_York_Times.docx
+++ b/example_articles/countries/Germany/1.countries_Germany_New_York_Times.docx
@@ -7,7 +7,7 @@
         <w:pStyle w:val="Heading1"/>
       </w:pPr>
       <w:r>
-        <w:t>THE FUHRER'S RIGHT-HAND MAN</w:t>
+        <w:t>Beauty, Utility, Eccentricity, Adultery - Correction Appended</w:t>
       </w:r>
     </w:p>
     <w:p>
@@ -17,17 +17,17 @@
     </w:p>
     <w:p>
       <w:r>
-        <w:t>Date: 1990-02-11</w:t>
+        <w:t>Date: 2009-12-27</w:t>
       </w:r>
     </w:p>
     <w:p>
       <w:r>
-        <w:t>Section: Section 7; Page 8, Column 1; Book Review Desk; Review</w:t>
+        <w:t>Section: Section BR; Column 0; Book Review Desk; Pg. 10</w:t>
       </w:r>
     </w:p>
     <w:p>
       <w:r>
-        <w:t>Source file: NYT/51.DOCX</w:t>
+        <w:t>Source file: NYT/47.DOCX</w:t>
       </w:r>
     </w:p>
     <w:p>
@@ -49,51 +49,78 @@
     </w:p>
     <w:p>
       <w:r>
-        <w:t>THE KNIGHT, DEATH AND THE DEVIL</w:t>
+        <w:t>THE BAUHAUS GROUP</w:t>
         <w:br/>
-        <w:t>By Ella Leffland.</w:t>
+        <w:t xml:space="preserve">  Six Masters of Modernism</w:t>
         <w:br/>
-        <w:t>718 pp. New York:</w:t>
+        <w:t xml:space="preserve">  By Nicholas Fox Weber</w:t>
         <w:br/>
-        <w:t>William Morrow &amp; Company. $22.95.</w:t>
+        <w:t xml:space="preserve">  Illustrated. 521 pp. Alfred A. Knopf. $40</w:t>
         <w:br/>
-        <w:t>Ella Leffland wrote this engrossing novel under Albert Speer's cold, cagey imprimatur. ''This is what you are trying to work out with your writer's sensibility,'' he told Ms. Leffland when she spoke to him about the baroque excesses and contradictions of Hermann Goring's life. ''I think the novelist's way is the most reasonable approach.''</w:t>
+        <w:t xml:space="preserve">  The artists' collective and school known as the Bauhaus was unique. It comprised architects, painters and master artisans in various crafts, and aimed at a fusion with industry to benefit all humanity.</w:t>
         <w:br/>
-        <w:t>Goring's life overflowed with the sorts of ironies novelists like to work in. The assured and handsome young war ace who takes over the Red Baron's squadron on the Western Front in World War I later becomes the impotent chief of the Luftwaffe who cannot protect his cities from storms of fire. The disenchanted war hero, captivated by a beer-cellar speech from the lips of a working-class demagogue named Hitler, is condemned to death by that same voice in the last days of World War II. While cities burn and old and young are reduced to dust, Goring hunts boar, sifts continuously through little velvet bags of gemstones with his fingers, fondles the pet lion that wanders among the paintings in his great villa.</w:t>
+        <w:t xml:space="preserve">  As conceived by Walter Gropius, then a lieutenant in the World War I German Army, it was meant to reconcile beauty, simplicity, utility and mass production -- a radical departure from the prevailing decorative elaborations. Though it lasted only from 1919 to 1933, and was forced to move from historic Weimar to industrial Dessau and then Berlin, always facing opposition, it produced worldwide changes in the arts and crafts it addressed.</w:t>
         <w:br/>
-        <w:t>Then, if further touches are needed, the mansion is named Carinhall in remembrance of his first wife. In its halls, his second wife moves in reverent acquiescence to the dominant notion of the house - that Carin, lying in a mausoleum in the garden, will always have primacy in the soul of Unser Hermann, the Reichsmarschall.</w:t>
+        <w:t xml:space="preserve">  As Nicholas Fox Weber puts it in his sometimes purplish prose, ''In focusing on six of the people at the school who went far beyond the issues of one period or place, and were geniuses for all time, and in trying to sketch them as human beings, I have attempted to show how they created and lived out a dream that was never equaled before or since.'' </w:t>
         <w:br/>
-        <w:t>Finally, there is Goring's addiction to narcotics, beginning with morphine he received during the treatment of the near fatal wounds acquired in the first rank of Hitler's doomed Munich putsch in 1924. He beats the monster cold turkey in a Swedish sanitarium, but then succumbs again years later when, as one of Germany's leaders and nearly too busy to take time to have his teeth attended to, he accepts some painkillers from a Berlin dentist.</w:t>
+        <w:t xml:space="preserve">  The six are the architects Walter Gropius and Ludwig Mies van der Rohe; the painters Paul Klee, Wassily Kandinsky and Josef Albers; and the weaver and textile designer Anni Albers, Josef's wife. Weber, a specialist in artists' biographies, is the author or co-author of six previous volumes about the Alberses. As a Yale graduate student in fine arts, he was befriended by them in their Connecticut old age and ended up hero-worshiping them.</w:t>
         <w:br/>
-        <w:t>Dope will color all his decisions, all his dealings with generals and power brokers. It will betray him into taking an increasingly desultory hand in influencing Hitler and governing the direction of Germany, its economy and its war. At last, in 1946, under unrelenting surveillance in prison in Nuremberg and expecting to be hanged at midnight as a war criminal, he bites into the final oblivion, a cyanide capsule he has kept concealed within his body, and surges away out of reach of his judges.</w:t>
+        <w:t xml:space="preserve">  Worthy as ''The Bauhaus Group: Six Masters of Modernism'' is, it presents several problems. Since there are consecutive sections about parallel lives, some repetition is unavoidable. But are the Alberses quite that important, save for Weber's involvement with them, or are others who figure only marginally -- Marcel Breuer, Lyonel Feininger, Laszlo Moholy-Nagy and Oskar Schlemmer -- just as noteworthy?</w:t>
         <w:br/>
-        <w:t>Research alone does not make a book. But the reader is aware of the authoritative quality of Ms. Leffland's writing. Besides all the primary and secondary sources, and all the intimately researched backgrounds, she draws on her interviews with Adolf Galland, commander of fighter forces under Goring; with Klaus Riegele, Goring's nephew; with various aged people who had known Goring in the home of his youth at the village of Veldenstein in Prussia; and with Goring's old bodyguard Werner Hohmann.</w:t>
+        <w:t xml:space="preserve">  Although there are some good color reproductions, what use are the numerous black-and-white ones, especially for abstract works where color is all-important? And how can architectural details be conveyed in words without becoming too technical? Other details, about the Alberses, are too personal. Do we care about what Josef saw from the car window when young Weber was chauffeuring them? Or about what Anni wore on varied occasions? Finally, there are contradictions. Was Gropius's hair fair or dark? Did Anni's trouble with her feet partly stem from unusually high arches or their absence? </w:t>
         <w:br/>
-        <w:t>This authority, and Ms. Leffland's narrative energy in handling the Goring enigma, carry the novel and make it a considerable success. It is as if her velocity as a narrator sweeps the book's faults along in her wake and tends to lose them in the substantial dust of her passage. It would be nice to say that it loses them entirely, but that is not the truth.</w:t>
+        <w:t xml:space="preserve">  In the Gropius section, we follow the peripeteias of the upper-class, dashing womanizer, creator and first director of the Bauhaus, cajoling the sponsoring Grand Duke and Grand Duchess of Saxe-Weimar, raising hard-to-find money, and battling for his aesthetic and humanistic ideals, often misunderstood and attacked. To earn a living, he took on private clients in Berlin; in Dessau, he also built the modern Bauhaus. Always concerned for the teachers and students, he emerges as a heroic figure.</w:t>
         <w:br/>
-        <w:t>As if Ms. Leffland believes we need reminding that characters are speaking or thinking German, the people of her novel too often begin sentences like television mini-series Germans with the prescriptive ''Ja,'' ''Nein'' or ''Danke.'' ''Ja, we want peace, but we want something else too.'' ''Ja, interesting, the Ambassador said to himself.'' More important, to move the tale along, she has to resort to wooden commentary far removed from the bite the novel is meant to deliver, the truth beyond the mere documentary truth. ''Certainly he wanted Austria to go National Socialist, but he would see to that by continuing to back the Austrian National Socialists.''</w:t>
+        <w:t xml:space="preserve">  All the more so, since much of the time he was devastatingly involved with, and for some time married to, one of the era's most alluring and exasperating women, Alma Mahler, widow of the composer, who was cheating on Gropius with the writer Franz Werfel and the painter Oskar Kokoschka. Switching perpetually between passionate devotion and frustrating coldness, she bedeviled all her men, Gropius -- who as director had to hide his troubles with her -- in particular.</w:t>
         <w:br/>
-        <w:t>And the Goring we meet is often the seen-from-the-outside public figure of biography rather than an intimately measured and illuminated figure of fiction. Scenes between Goring and his second wife, Emmy, have the feel of publicly observed and trite domestic joy. It is as if no shadow from other directions, from Goring's drug taking and gourmandising, or even from Emmy's friendship with the Jewish actress Rose Korwan, falls over the marriage bed.</w:t>
+        <w:t xml:space="preserve">  Alma, who dominates the Gropius section and figures in some later ones too, almost eclipses her staunch husband. Eventually divorced, he also had problems with his second wife, Ise Frank, a haughty creature tortured by illnesses. Curiously, almost all the Bauhaus wives and mistresses were prey to serious neurosis, sickness and frequent hospitalization, complicating their men's lives.</w:t>
         <w:br/>
-        <w:t>Likewise, we hear from other characters that Goring has accumulated a fortune by buying forfeited properties cheaply. But we do not experience the shifts of reason and emotion that make it possible for an aristocrat, a self-perceived man of honor - his ideal the steady and impermeable German knight portrayed by Durer in the picture that gives the novel its title - to grow so outrageously venal. Ms. Leffland explains in an afterword that she has taken fictional liberties with some of the lesser characters, but something seems to hold her back from making plausible fictional guesses about the main ones.</w:t>
+        <w:t xml:space="preserve">  Had Gropius not been equally apt as architect, administrator and educator, there would not have been a Bauhaus -- meaning ''house of building,'' a term he derived from the medieval Bauhutten (lodges uniting assorted craftsmen). A hard institution to run, it was plagued by friction, with some factions blaming others for insufficient involvement or for assuming too much unearned power.</w:t>
         <w:br/>
-        <w:t>But what she has delivered is still a rich and satisfying work. Among other things, she gives us a credible sense of why Nazism inflamed so many imaginations. We feel with Goring and others the drag of that dark seduction, the sense of ''entrance to something extraordinary, something absolutely new and breathtakingly alive.'' Ms. Leffland's handling of such Nazi dramas as the creepy reconciliation of randy Dr. Goebbels, Minister for Propaganda, and his wife, Magda - a couple ''lodged deeper than ever in the core of the mythos'' - is impeccable.</w:t>
+        <w:t xml:space="preserve">  Although certain Bauhauslers, like Moholy-Nagy, were left-leaning, this was no hotbed of radical agitation, of which hostile outsiders and persecuting authorities sometimes accused them. And then the wives: double-edged swords.</w:t>
         <w:br/>
-        <w:t>And, as related by Ms. Leffland, the connection between Hitler, the hard-nosed plebe, and Hermann the knight is consistently ambiguous and always fascinating. Hitler declared Goring his successor, trusting the future to him. But he could never bring himself to give him as much of the present as Goring wanted and could have expected. He let other and less beloved men such as Ernst Rohm, Albert Speer, Heinrich Himmler and Erhard Milch take jobs and portions of power - military, executive, economic - that Goring looked to retain. It seemed that Hitler was somewhat aware that there was something in his own aura that made Goring tell him ecstatic lies. Many of the crucial lies were about aircraft production and about what the Luftwaffe could do (Yes, they can destroy the Royal Air Force and the English cities, whichever you choose; yes, they can manage the Stalingrad airlift and save the German Army there). Yet, as Goring's credit fell, his knightly devotion to Hitler, and the power of the oath he had taken to him, seemed to remain constant.</w:t>
+        <w:t xml:space="preserve">  Though Alma Mahler's fame conferred prestige on the Bauhaus, she was, as mentioned, a constant strain. Ise Gropius, although an often useful proselytizer, was, through her affair with the fellow Bauhausler Herbert Bayer, partly the cause of her husband's resignation.</w:t>
         <w:br/>
-        <w:t>Ms. Leffland largely succeeds therefore in the mandate left-handedly given her by Speer. She goes a large distance in giving us the resonance of the Goring life. Those who have spent either much or little time looking at this era will be fascinated by the richness of the picture and the authenticity of this massive work.</w:t>
+        <w:t xml:space="preserve">  Gropius had to be the first in everything, so it was that he and Ise -- along with the talented Marcel Breuer, who quit in a huff over the Bauhaus's bypassing of a fellow Hungarian -- were among the first Bauhauslers to emigrate to America, where Gropius designed, among other things, the questionable Pan Am Building, but also the effective Graduate Center at Harvard, where he taught.</w:t>
         <w:br/>
-        <w:t xml:space="preserve"> </w:t>
+        <w:t xml:space="preserve">  Next, while helpfully discussing the work of Paul Klee, Weber also makes hay of the painter's eccentricity. Klee was more involved in communicating with birds and plants than with human beings. He never in his life thought of concealing what was either childlikeness or schizophrenia, and blithely expressed it in his art. His upscale marriage to Lily Stumpf, a doctor's daughter, provided him not only with an accompanist for his violin playing, but also with her income as a piano teacher when she was not being treated for ''nervous disorders.'' Paradoxically, this very modern painter seems to have played only Haydn, Mozart, Bach and Beethoven.</w:t>
         <w:br/>
-        <w:t>'HERMANN, WHY AREN'T WE BOMBING LONDON?'</w:t>
+        <w:t xml:space="preserve">  Although he was the chief nurturer of their only child, Felix, and passionately involved in cooking, Klee was almost as devoted to Fritz, his beloved cat, to whom ''he always sent greetings'' in his letters home. ''Laundry is the household task I haven't tried yet,'' he once wrote. ''If I could take it on, I'd be more universal than Goethe.'' Whereas in his favored park walks he would stop to talk to a snake, his class lectures were often incoherent balderdash. But his epistolary accounts of what he cooked or ate were clear and explicit.</w:t>
         <w:br/>
-        <w:t xml:space="preserve"> Goring was at Carinhall when he received the Fuhrer's order to bomb residential London. . . . Afterward, he said dejectedly to his wife, ''In Berlin the people have been shouting after me, 'What's going on, Hermann? Why aren't we bombing London?' But I . . . believed that if we didn't reply, the British would realize it's useless to drop bombs on cities.'' . . . ''But why have they begun doing it in the first place?'' she asked. . . . ''Because of stupidity. Not theirs, ours. Some bombers were directed at sector stations at the outer edge of London, and a couple strayed off their course. . . . And Churchill knows it, he knows it was an error! . . . I say we must stick to our policy and not retaliate.'' . . . Nevertheless, on September 7, when the attack on London was to commence, the Reichsmarschall . . . looked out at the glittering sea, up at the clear sky. . . . Gradually there came a roar from above and . . . the blue of the sky was literally blotted out until the great winged armada had finally passed on.</w:t>
+        <w:t xml:space="preserve">  Weber dwells on Klee's sexual ambivalence. His subjects included cross-dressing and hermaphroditism, dominatrixes and evil androgynes. As he wrote, ''When girls wept I thought of pudenda weeping in unison.'' In his lectures, he mostly discussed natural phenomena; his first lesson was: draw a tree.</w:t>
         <w:br/>
-        <w:t>The next day, Goring . . . telephoned Hitler at the Obersalzberg: ''It will be a matter of only a few days, mein Fuhrer.''</w:t>
+        <w:t xml:space="preserve">  To him, Ravel's music was coarse, and his friend Hindemith's ''stark.'' He ate ''more cauliflower than anyone else in history,'' considered Americans the only ones ignorant of how to live, frequently spoke a single word instead of a sentence and conducted to the gramophone records the Gropiuses played. Klee's eyes, Weber writes, ''usually were looking upward, as if connecting with the heavenly sphere.'' And despite his ''belonging to the obscure reaches of the cosmos, two of the essentials of his life -- food and art -- were of a piece.'' </w:t>
         <w:br/>
-        <w:t xml:space="preserve"> </w:t>
+        <w:t xml:space="preserve">  His only true Bauhaus friend was both similar and different. ''Although Kandinsky spent most of his life in Germany and Paris,'' Weber says, ''he not only retained his fervent belief in Orthodox Christianity, remained immersed in Slavic literature and music,'' and spoke Russian to his wife, ''he also . . . relished a sense of inexplicable mysteries.'' </w:t>
         <w:br/>
-        <w:t>From ''The Knight, Death and the Devil.''</w:t>
+        <w:t xml:space="preserve">  Eventually, Kandinsky translated his mysticism into abstraction, painting in 1910 perhaps the first wholly abstract work ever. At the Bauhaus, he enjoyed eliciting fanciful responses -- such as that the circle was blue, the triangle yellow, the square red. But he was also earthy, forsaking his intelligent, talented painter mistress, Gabriele Munter, and marrying in middle age his pretty but ignorant 19-year-old maid, Nina, who abjectly worshiped him. </w:t>
+        <w:br/>
+        <w:t xml:space="preserve">  Weber gushes about Kandinsky's mystique: horizontal lines being cold, vertical ones hot and diagonal ones lukewarm. The painter's spermatozoid squiggles, we read, ''belong to a universe that did not exist until Kandinsky invented and painted it. . . . And the more we look, the more we feel the sheer life of the painting.'' </w:t>
+        <w:br/>
+        <w:t xml:space="preserve">  There follows Josef Albers, ''the Bauhaus's first homegrown deity.'' His story goes from humble working-class beginnings to exaggerated celebrity, climaxing in the ''Homages to the Square.'' This was a series ''of nearly 3,000 paintings, each composed of only three or four squares in identical relationship but offering an infinite range of visual experiences.'' Weber deplores ''the cliched thinking that has led viewers to miss the sensuality and fire that underlie all of Albers's work.'' </w:t>
+        <w:br/>
+        <w:t xml:space="preserve">  lbers and his wife were the gods of modernism for the Yale grad student who latched on to them as amanuensis and propagandist. Anni, whom photographs show as homely, had for Weber the ''striking beauty . . . of an Egyptian deity,'' though he doesn't specify whether jackal-headed Anubis or ibis-headed Thoth. She did have a large nose that, like her Jewishness, she described as her lifelong torment.</w:t>
+        <w:br/>
+        <w:t xml:space="preserve">  Anni Albers was a fine weaver and textile designer, but one wonders whether that transcends craft into art. Her magnum opus, ''Six Prayers,'' is, according to Weber, ''a memorial to the six million victims of the Nazi concentration camps. With interwoven threads, she succeeded in evoking swarms of humanity -- a vast population of vibrant, connected lives -- so that the melange of black and white and gray fibers becomes audible.'' That synesthetic ''audible'' is a favorite Weber device, with aspects of painting and architecture wearyingly morphing into the Mozartian or Beethovenesque.</w:t>
+        <w:br/>
+        <w:t xml:space="preserve">  The aged, widowed Anni fell in mad love with the actor-director Maximilian Schell, who, we are told, amicably tried to lure valuable paintings out of her. Her true lover, however, was Weber: ''Until we met, she had not encountered anyone who . . . loved her the particular way I did.'' Neither Klee nor Kokoschka had any use for her work, and her tastes made Coco Chanel the greatest artist of her century, ''Merv Griffin'' her favorite TV show and Mae West the person she most wanted to be.</w:t>
+        <w:br/>
+        <w:t xml:space="preserve">  Perhaps Weber's best chapter is on Mies van der Rohe, the last director of the Bauhaus, who could not prevent its abolition by the Nazis. Excellent architect and fascinating character, he created the International style and made a successful doctrine of ''less is more.'' Born in poverty and named Maria Ludwig Michael Mies, self-supporting from the age of 16, he fabricated his Dutch-sounding name after working in the Netherlands. Rohe was his mother's maiden name, but ''van der'' was sheer euphonious invention. </w:t>
+        <w:br/>
+        <w:t xml:space="preserve">  Mies's works, marriage and amours (repeatedly with slightly older women) -- like the buildings Weber aptly describes -- cannot be easily summarized. A relentless rival of Gropius's, Mies went his own way, but both ended up successfully in America. I prefer leaving these absorbing pages to careful readers.</w:t>
+        <w:br/>
+        <w:t xml:space="preserve">  A brief chapter rehashing the Bauhaus's afterlife also glamorizes Weber himself; its woolgathering closes a useful, informative book. One should, however, skip the lengthy acknowledgments, oozing with sycophancy to many, not least Weber's very pretty wife and gifted daughters. </w:t>
+        <w:br/>
+        <w:br/>
+        <w:t>http://www.nytimes.com</w:t>
+        <w:br/>
+        <w:t>Correction</w:t>
+        <w:br/>
+        <w:br/>
+        <w:br/>
+        <w:t>A review on Dec. 27 about ''The Bauhaus Group,'' by Nicholas Fox Weber, misstated the early financial circumstances of Mies van der Rohe, the Bauhaus's last director. Though his father, a middle-class stonemason, suffered a financial reverse when Mies was a child, Mies was not ''born in poverty.''</w:t>
+        <w:br/>
+        <w:t>Correction-Date: January 17, 2010</w:t>
         <w:br/>
         <w:br/>
         <w:t>Graphic</w:t>
@@ -101,7 +128,7 @@
         <w:br/>
         <w:t xml:space="preserve"> </w:t>
         <w:br/>
-        <w:t>Draiwng of Hermann Goring (Mark Summers)</w:t>
+        <w:t>PHOTO: The Bauhaus Dessau, designed by Walter Gropius and built in 1926, in a photograph annotated by the artist Josef Albers. (IMAGE FROM ''THE BAUHAUS GROUP'')</w:t>
       </w:r>
     </w:p>
     <w:sectPr>
